--- a/downloads/teacher/05 Materials/Unit 05/Slides/Slides 05.02 - What Clothing Communicates.docx
+++ b/downloads/teacher/05 Materials/Unit 05/Slides/Slides 05.02 - What Clothing Communicates.docx
@@ -19,15 +19,6 @@
       <w:r>
         <w:t xml:space="preserve">Slide outline for Lesson 5.2, one day, thirteen slides. The plain shirt on a hanger carries slides 5 to 7; the chart paper carries slides 10 to 12.</w:t>
       </w:r>
-      <w:r>
-        <w:t xml:space="preserve"> </w:t>
-      </w:r>
-      <w:r>
-        <w:rPr>
-          <w:rStyle w:val="TeacherNote"/>
-        </w:rPr>
-        <w:t xml:space="preserve">[Sal: your own shirt, and your own 80s Day story at slide 10, in about 45 seconds.]</w:t>
-      </w:r>
     </w:p>
     <w:p>
       <w:pPr>
@@ -244,15 +235,6 @@
       <w:r>
         <w:t xml:space="preserve">Notes: People form an impression almost instantly, before you speak.</w:t>
       </w:r>
-      <w:r>
-        <w:t xml:space="preserve"> </w:t>
-      </w:r>
-      <w:r>
-        <w:rPr>
-          <w:rStyle w:val="TeacherNote"/>
-        </w:rPr>
-        <w:t xml:space="preserve">[Sal: either cite a specific study on this slide or leave the number off. Do not put an unsourced number on the site.]</w:t>
-      </w:r>
     </w:p>
     <w:p>
       <w:pPr>
@@ -784,15 +766,6 @@
       </w:r>
       <w:r>
         <w:t xml:space="preserve">Notes: This is where the 80s Day story goes.</w:t>
-      </w:r>
-      <w:r>
-        <w:t xml:space="preserve"> </w:t>
-      </w:r>
-      <w:r>
-        <w:rPr>
-          <w:rStyle w:val="TeacherNote"/>
-        </w:rPr>
-        <w:t xml:space="preserve">[Sal: forty-five seconds, first person, no names. You and a colleague stopped the planned lesson because the hallway comments got mean. Students believe a story about a teacher changing his plan.]</w:t>
       </w:r>
     </w:p>
     <w:p>
